--- a/deliverables/video-4-slides/hit-final/Video_4_HIT_FINAL/LONG_FORM/Video_4_Publishing_Package_HIT_v5.1.1.docx
+++ b/deliverables/video-4-slides/hit-final/Video_4_HIT_FINAL/LONG_FORM/Video_4_Publishing_Package_HIT_v5.1.1.docx
@@ -290,7 +290,7 @@
           <w:i w:val="0"/>
           <w:sz w:val="22"/>
         </w:rPr>
-        <w:t>✨ Name your chapters briefly — orientation, not defence.</w:t>
+        <w:t>✨ Name your chapters briefly — orientation, not defense.</w:t>
       </w:r>
     </w:p>
     <w:p>
